--- a/gallery/docx_viewer/fixtures/20-business-report.docx
+++ b/gallery/docx_viewer/fixtures/20-business-report.docx
@@ -21,7 +21,7 @@
         <w:rPr>
           <w:i/>
         </w:rPr>
-        <w:t xml:space="preserve">Q2 FY2026 · Prepared for executive review</w:t>
+        <w:t xml:space="preserve">Q2 FY2026  -  Prepared for executive review</w:t>
       </w:r>
     </w:p>
     <w:p>
@@ -771,7 +771,7 @@
     <w:lvl w:ilvl="0">
       <w:start w:val="1"/>
       <w:numFmt w:val="bullet"/>
-      <w:lvlText w:val="•"/>
+      <w:lvlText w:val="-"/>
       <w:pPr>
         <w:ind w:left="720" w:hanging="360"/>
       </w:pPr>
@@ -779,7 +779,7 @@
     <w:lvl w:ilvl="1">
       <w:start w:val="1"/>
       <w:numFmt w:val="bullet"/>
-      <w:lvlText w:val="○"/>
+      <w:lvlText w:val="-"/>
       <w:pPr>
         <w:ind w:left="1440" w:hanging="360"/>
       </w:pPr>
